--- a/CM_Plan_Template_RevB.docx
+++ b/CM_Plan_Template_RevB.docx
@@ -4305,7 +4305,7 @@
         <w:t xml:space="preserve"> </w:t>
       </w:r>
       <w:r>
-        <w:t xml:space="preserve">documents the FBL by describing the system’s functional, performance, interoperability and interface requirements; describing the verifications required to demonstrate achievement of those requirements; and identifying any specialized software and documenting the operating environment used to author them.</w:t>
+        <w:t xml:space="preserve">is the information describing the system’s functional, performance, interoperability and interface requirements, together with the verifications required to demonstrate achievement of those specified requirements. It documents the FBL by describing the system’s functional, performance, interoperability and interface requirements; describing the verifications required to demonstrate achievement of those requirements; and identifying any specialized software and documenting the operating environment used to author them.</w:t>
       </w:r>
     </w:p>
     <w:p>
@@ -4323,7 +4323,7 @@
         <w:t xml:space="preserve"> </w:t>
       </w:r>
       <w:r>
-        <w:t xml:space="preserve">documents the ABL of a CI by describing the functional, performance and interoperability requirements allocated to it from the system or a higher-level CI, together with its interface requirements with interfacing CIs; describing the verifications required to demonstrate achievement; and identifying any specialized software and operating environment used to author them.</w:t>
+        <w:t xml:space="preserve">is the documentation describing a CI’s functional, performance and interoperability requirements allocated from those of a system or higher-level CI, its interface requirements with interfacing CIs, and the verifications required to confirm achievement of those specified requirements. It documents the ABL of a CI by describing the functional, performance and interoperability requirements allocated to it from the system or a higher-level CI, together with its interface requirements with interfacing CIs; describing the verifications required to demonstrate achievement; and identifying any specialized software and operating environment used to author them.</w:t>
       </w:r>
     </w:p>
     <w:p>
@@ -4341,7 +4341,170 @@
         <w:t xml:space="preserve"> </w:t>
       </w:r>
       <w:r>
-        <w:t xml:space="preserve">documents the PBL of a CI by describing its detailed design including necessary physical (form, fit and function) characteristics and the functional and performance requirements selected for production, qualification and acceptance test; identifying the verifications necessary to accept product deliveries; identifying and documenting the design of any special tooling, software, equipment and facilities required to manufacture, operate, maintain, calibrate or inspect the design, and any special packaging parts; including the form, fit, function and quality assurance provisions required to accept deliveries; including any unique process specifications; identifying any specialized software and operating environment used to author the detailed design; and identifying any COTS hardware or software used in the detailed design. Where a CI is privately developed, the PCD includes the verification provisions required to accept deliveries.</w:t>
+        <w:t xml:space="preserve">is a CI’s detailed design documentation including the verifications necessary for accepting product deliveries. Depending on the production and procurement strategy, the design information it contains may be as simple as identifying a specific part number or as complex as full design disclosure. The PCD documents the PBL of a CI by:</w:t>
+      </w:r>
+    </w:p>
+    <w:p>
+      <w:pPr>
+        <w:numPr>
+          <w:ilvl w:val="0"/>
+          <w:numId w:val="1003"/>
+        </w:numPr>
+      </w:pPr>
+      <w:r>
+        <w:t xml:space="preserve">Describing its detailed design, including necessary physical (form, fit and function) characteristics and the functional and performance requirements selected for production test, qualification and acceptance test.</w:t>
+      </w:r>
+    </w:p>
+    <w:p>
+      <w:pPr>
+        <w:numPr>
+          <w:ilvl w:val="0"/>
+          <w:numId w:val="1003"/>
+        </w:numPr>
+      </w:pPr>
+      <w:r>
+        <w:t xml:space="preserve">Identifying the verifications necessary for accepting product deliveries (first article and acceptance instructions).</w:t>
+      </w:r>
+    </w:p>
+    <w:p>
+      <w:pPr>
+        <w:numPr>
+          <w:ilvl w:val="0"/>
+          <w:numId w:val="1003"/>
+        </w:numPr>
+      </w:pPr>
+      <w:r>
+        <w:t xml:space="preserve">Identifying and documenting the design of any special tooling, software, equipment and facilities required to manufacture, operate, maintain, calibrate or inspect items contained in the design.</w:t>
+      </w:r>
+    </w:p>
+    <w:p>
+      <w:pPr>
+        <w:numPr>
+          <w:ilvl w:val="0"/>
+          <w:numId w:val="1003"/>
+        </w:numPr>
+      </w:pPr>
+      <w:r>
+        <w:t xml:space="preserve">Identifying and documenting the design of any special packaging parts required to package the CI.</w:t>
+      </w:r>
+    </w:p>
+    <w:p>
+      <w:pPr>
+        <w:numPr>
+          <w:ilvl w:val="0"/>
+          <w:numId w:val="1003"/>
+        </w:numPr>
+      </w:pPr>
+      <w:r>
+        <w:t xml:space="preserve">Including any form, fit, function and quality assurance provisions required to accept deliveries of the CI (first article or acceptance inspection).</w:t>
+      </w:r>
+    </w:p>
+    <w:p>
+      <w:pPr>
+        <w:numPr>
+          <w:ilvl w:val="0"/>
+          <w:numId w:val="1003"/>
+        </w:numPr>
+      </w:pPr>
+      <w:r>
+        <w:t xml:space="preserve">Including any unique process specifications required to manufacture, operate, maintain or calibrate items contained in the design.</w:t>
+      </w:r>
+    </w:p>
+    <w:p>
+      <w:pPr>
+        <w:numPr>
+          <w:ilvl w:val="0"/>
+          <w:numId w:val="1003"/>
+        </w:numPr>
+      </w:pPr>
+      <w:r>
+        <w:t xml:space="preserve">Identifying any specialized software and documenting the operating environment used to author the detailed design.</w:t>
+      </w:r>
+    </w:p>
+    <w:p>
+      <w:pPr>
+        <w:numPr>
+          <w:ilvl w:val="0"/>
+          <w:numId w:val="1003"/>
+        </w:numPr>
+      </w:pPr>
+      <w:r>
+        <w:t xml:space="preserve">Where required by contract, technical data providing instructions for the installation, operation, maintenance, training and support of a system or equipment.</w:t>
+      </w:r>
+    </w:p>
+    <w:p>
+      <w:pPr>
+        <w:numPr>
+          <w:ilvl w:val="0"/>
+          <w:numId w:val="1003"/>
+        </w:numPr>
+      </w:pPr>
+      <w:r>
+        <w:t xml:space="preserve">Identifying and documenting any COTS hardware or software used in the detailed design.</w:t>
+      </w:r>
+    </w:p>
+    <w:p>
+      <w:pPr>
+        <w:pStyle w:val="FirstParagraph"/>
+      </w:pPr>
+      <w:r>
+        <w:t xml:space="preserve">Where a CI is privately developed, the PCD includes any verification provisions required to accept deliveries of the CI (first article or acceptance inspection).</w:t>
+      </w:r>
+    </w:p>
+    <w:p>
+      <w:pPr>
+        <w:pStyle w:val="BodyText"/>
+      </w:pPr>
+      <w:r>
+        <w:rPr>
+          <w:iCs/>
+          <w:i/>
+        </w:rPr>
+        <w:t xml:space="preserve">&lt;</w:t>
+      </w:r>
+      <w:r>
+        <w:rPr>
+          <w:bCs/>
+          <w:b/>
+          <w:iCs/>
+          <w:i/>
+        </w:rPr>
+        <w:t xml:space="preserve">Identify the documents that constitute each documentation set on this program — by document type and, where a standard document numbering scheme applies, by number range or naming convention. The definitions above state what each set must contain; this prompt states which of your documents carry it. Where a criterion above is satisfied by a document not normally regarded as configuration documentation — for example a packaging design or a process specification — say so explicitly, since those are the elements most often omitted from a technical data package.</w:t>
+      </w:r>
+      <w:r>
+        <w:rPr>
+          <w:iCs/>
+          <w:i/>
+        </w:rPr>
+        <w:t xml:space="preserve">&gt;</w:t>
+      </w:r>
+    </w:p>
+    <w:p>
+      <w:pPr>
+        <w:pStyle w:val="BodyText"/>
+      </w:pPr>
+      <w:r>
+        <w:rPr>
+          <w:iCs/>
+          <w:i/>
+        </w:rPr>
+        <w:t xml:space="preserve">&lt;</w:t>
+      </w:r>
+      <w:r>
+        <w:rPr>
+          <w:bCs/>
+          <w:b/>
+          <w:iCs/>
+          <w:i/>
+        </w:rPr>
+        <w:t xml:space="preserve">Confirm the disposition of PCD element (h). Technical data for installation, operation, maintenance, training and support is included only where required by contract; state whether it is required here and, if so, which documents provide it.</w:t>
+      </w:r>
+      <w:r>
+        <w:rPr>
+          <w:iCs/>
+          <w:i/>
+        </w:rPr>
+        <w:t xml:space="preserve">&gt;</w:t>
       </w:r>
     </w:p>
     <w:p>
@@ -6515,7 +6678,7 @@
       <w:pPr>
         <w:numPr>
           <w:ilvl w:val="0"/>
-          <w:numId w:val="1003"/>
+          <w:numId w:val="1004"/>
         </w:numPr>
         <w:pStyle w:val="Compact"/>
       </w:pPr>
@@ -6534,295 +6697,6 @@
           <w:i/>
         </w:rPr>
         <w:t xml:space="preserve">Single prime, single procuring activity: all support data and interface items are included in one basic, uniquely numbered engineering change.</w:t>
-      </w:r>
-      <w:r>
-        <w:rPr>
-          <w:iCs/>
-          <w:i/>
-        </w:rPr>
-        <w:t xml:space="preserve">&gt;</w:t>
-      </w:r>
-    </w:p>
-    <w:p>
-      <w:pPr>
-        <w:numPr>
-          <w:ilvl w:val="0"/>
-          <w:numId w:val="1003"/>
-        </w:numPr>
-        <w:pStyle w:val="Compact"/>
-      </w:pPr>
-      <w:r>
-        <w:rPr>
-          <w:iCs/>
-          <w:i/>
-        </w:rPr>
-        <w:t xml:space="preserve">&lt;</w:t>
-      </w:r>
-      <w:r>
-        <w:rPr>
-          <w:bCs/>
-          <w:b/>
-          <w:iCs/>
-          <w:i/>
-        </w:rPr>
-        <w:t xml:space="preserve">Single prime, multiple procuring activities: a number is assigned to the basic ECP, and related ECPs submitted to other procuring activities use the basic ECP number plus a separate dash number.</w:t>
-      </w:r>
-      <w:r>
-        <w:rPr>
-          <w:iCs/>
-          <w:i/>
-        </w:rPr>
-        <w:t xml:space="preserve">&gt;</w:t>
-      </w:r>
-    </w:p>
-    <w:p>
-      <w:pPr>
-        <w:numPr>
-          <w:ilvl w:val="0"/>
-          <w:numId w:val="1003"/>
-        </w:numPr>
-        <w:pStyle w:val="Compact"/>
-      </w:pPr>
-      <w:r>
-        <w:rPr>
-          <w:iCs/>
-          <w:i/>
-        </w:rPr>
-        <w:t xml:space="preserve">&lt;</w:t>
-      </w:r>
-      <w:r>
-        <w:rPr>
-          <w:bCs/>
-          <w:b/>
-          <w:iCs/>
-          <w:i/>
-        </w:rPr>
-        <w:t xml:space="preserve">Separate primes: a coordinated basic ECP is submitted, including data showing the extent and results of coordination with the related ECPs of other prime Suppliers, the impact on the other items, and cross-references between the basic and related ECPs.</w:t>
-      </w:r>
-      <w:r>
-        <w:rPr>
-          <w:iCs/>
-          <w:i/>
-        </w:rPr>
-        <w:t xml:space="preserve">&gt;</w:t>
-      </w:r>
-    </w:p>
-    <w:bookmarkEnd w:id="69"/>
-    <w:bookmarkEnd w:id="70"/>
-    <w:bookmarkStart w:id="71" w:name="X8b4fd06c85972f3366c443a78eb543bd374a301"/>
-    <w:p>
-      <w:pPr>
-        <w:pStyle w:val="Heading3"/>
-      </w:pPr>
-      <w:r>
-        <w:rPr>
-          <w:bCs/>
-          <w:b/>
-        </w:rPr>
-        <w:t xml:space="preserve">2.4.5 Internal Change Control and Change Impact Evaluation</w:t>
-      </w:r>
-    </w:p>
-    <w:p>
-      <w:pPr>
-        <w:pStyle w:val="FirstParagraph"/>
-      </w:pPr>
-      <w:r>
-        <w:rPr>
-          <w:iCs/>
-          <w:i/>
-        </w:rPr>
-        <w:t xml:space="preserve">&lt;</w:t>
-      </w:r>
-      <w:r>
-        <w:rPr>
-          <w:bCs/>
-          <w:b/>
-          <w:iCs/>
-          <w:i/>
-        </w:rPr>
-        <w:t xml:space="preserve">State the Supplier-internal change path that precedes formal submission: how a change is initiated and given a unique change identifier, how the need is justified, who screens it, the internal review or board that dispositions it, and how changes that are internally rejected or withdrawn are closed and recorded. Not every change becomes an ECP; the plan should describe the path that determines which do.</w:t>
-      </w:r>
-      <w:r>
-        <w:rPr>
-          <w:iCs/>
-          <w:i/>
-        </w:rPr>
-        <w:t xml:space="preserve">&gt;</w:t>
-      </w:r>
-    </w:p>
-    <w:p>
-      <w:pPr>
-        <w:pStyle w:val="BodyText"/>
-      </w:pPr>
-      <w:r>
-        <w:rPr>
-          <w:iCs/>
-          <w:i/>
-        </w:rPr>
-        <w:t xml:space="preserve">&lt;</w:t>
-      </w:r>
-      <w:r>
-        <w:rPr>
-          <w:bCs/>
-          <w:b/>
-          <w:iCs/>
-          <w:i/>
-        </w:rPr>
-        <w:t xml:space="preserve">Provide or reference a flow diagram of the end-to-end change process from initiation through internal review, classification, submission, disposition, incorporation and verification. Identify the entry and exit criteria at each decision point.</w:t>
-      </w:r>
-      <w:r>
-        <w:rPr>
-          <w:iCs/>
-          <w:i/>
-        </w:rPr>
-        <w:t xml:space="preserve">&gt;</w:t>
-      </w:r>
-    </w:p>
-    <w:p>
-      <w:pPr>
-        <w:pStyle w:val="BodyText"/>
-      </w:pPr>
-      <w:r>
-        <w:rPr>
-          <w:iCs/>
-          <w:i/>
-        </w:rPr>
-        <w:t xml:space="preserve">&lt;</w:t>
-      </w:r>
-      <w:r>
-        <w:rPr>
-          <w:bCs/>
-          <w:b/>
-          <w:iCs/>
-          <w:i/>
-        </w:rPr>
-        <w:t xml:space="preserve">State the impact dimensions evaluated before a change is dispositioned. EIA-649-1A 3.3(2)(d) requires requested changes and variances to address all areas of impact, to include cost, operational, sustainment, and implementation actions — ordering material, designing tooling, manufacturing planning, interface design, support equipment, software code, producing parts, and retrofit. Add safety, interchangeability, interface compatibility and logistics support, and state who provides each assessment.</w:t>
-      </w:r>
-      <w:r>
-        <w:rPr>
-          <w:iCs/>
-          <w:i/>
-        </w:rPr>
-        <w:t xml:space="preserve">&gt;</w:t>
-      </w:r>
-    </w:p>
-    <w:p>
-      <w:pPr>
-        <w:pStyle w:val="BodyText"/>
-      </w:pPr>
-      <w:r>
-        <w:rPr>
-          <w:iCs/>
-          <w:i/>
-        </w:rPr>
-        <w:t xml:space="preserve">&lt;</w:t>
-      </w:r>
-      <w:r>
-        <w:rPr>
-          <w:bCs/>
-          <w:b/>
-          <w:iCs/>
-          <w:i/>
-        </w:rPr>
-        <w:t xml:space="preserve">State the supporting data provided with an ECP: drawings and other data such as Logistics Product Data, detailed cost proposal data, test data and analyses, quality, packaging and interchangeability factors. Where the contract references a life cycle cost or operation and support cost model, state that implementation, production and retrofit costs include all future production and spare items projected to be procured and all projected operation and support costs for the total inventory. Include a summary of any testing performed to validate concepts or new technology employed in the change, and the test data vital to the acceptance decision.</w:t>
-      </w:r>
-      <w:r>
-        <w:rPr>
-          <w:iCs/>
-          <w:i/>
-        </w:rPr>
-        <w:t xml:space="preserve">&gt;</w:t>
-      </w:r>
-    </w:p>
-    <w:p>
-      <w:pPr>
-        <w:pStyle w:val="BodyText"/>
-      </w:pPr>
-      <w:r>
-        <w:rPr>
-          <w:iCs/>
-          <w:i/>
-        </w:rPr>
-        <w:t xml:space="preserve">&lt;</w:t>
-      </w:r>
-      <w:r>
-        <w:rPr>
-          <w:bCs/>
-          <w:b/>
-          <w:iCs/>
-          <w:i/>
-        </w:rPr>
-        <w:t xml:space="preserve">State that a proposed ECP is not implemented before approval by the designated Configuration Approval Authority, and the consequence where implementation proceeds at Supplier risk.</w:t>
-      </w:r>
-      <w:r>
-        <w:rPr>
-          <w:iCs/>
-          <w:i/>
-        </w:rPr>
-        <w:t xml:space="preserve">&gt;</w:t>
-      </w:r>
-    </w:p>
-    <w:p>
-      <w:pPr>
-        <w:pStyle w:val="BodyText"/>
-      </w:pPr>
-      <w:r>
-        <w:rPr>
-          <w:iCs/>
-          <w:i/>
-        </w:rPr>
-        <w:t xml:space="preserve">&lt;</w:t>
-      </w:r>
-      <w:r>
-        <w:rPr>
-          <w:bCs/>
-          <w:b/>
-          <w:iCs/>
-          <w:i/>
-        </w:rPr>
-        <w:t xml:space="preserve">State how approved changes are tracked through incorporation and verification: incorporated into all product configuration information including the CSA system and implemented into each product, CI and component impacted in a timely manner; verified as incorporated to maintain control and consistency; and release authorization documentation prepared. State how approved variance corrective actions are implemented and verified.</w:t>
-      </w:r>
-      <w:r>
-        <w:rPr>
-          <w:iCs/>
-          <w:i/>
-        </w:rPr>
-        <w:t xml:space="preserve">&gt;</w:t>
-      </w:r>
-    </w:p>
-    <w:bookmarkEnd w:id="71"/>
-    <w:bookmarkStart w:id="77" w:name="nonconformance-and-variance-processing"/>
-    <w:p>
-      <w:pPr>
-        <w:pStyle w:val="Heading3"/>
-      </w:pPr>
-      <w:r>
-        <w:rPr>
-          <w:bCs/>
-          <w:b/>
-        </w:rPr>
-        <w:t xml:space="preserve">2.4.6 Nonconformance and Variance Processing</w:t>
-      </w:r>
-    </w:p>
-    <w:p>
-      <w:pPr>
-        <w:pStyle w:val="FirstParagraph"/>
-      </w:pPr>
-      <w:r>
-        <w:rPr>
-          <w:iCs/>
-          <w:i/>
-        </w:rPr>
-        <w:t xml:space="preserve">&lt;</w:t>
-      </w:r>
-      <w:r>
-        <w:rPr>
-          <w:bCs/>
-          <w:b/>
-          <w:iCs/>
-          <w:i/>
-        </w:rPr>
-        <w:t xml:space="preserve">Record the following contract-dependent determinations before completing this subsection:</w:t>
       </w:r>
       <w:r>
         <w:rPr>
@@ -6854,7 +6728,7 @@
           <w:iCs/>
           <w:i/>
         </w:rPr>
-        <w:t xml:space="preserve">Whether disposition authority for minor variances is delegated to the Material Review Board or retained by the Acquirer or the Acquirer’s designated representative.</w:t>
+        <w:t xml:space="preserve">Single prime, multiple procuring activities: a number is assigned to the basic ECP, and related ECPs submitted to other procuring activities use the basic ECP number plus a separate dash number.</w:t>
       </w:r>
       <w:r>
         <w:rPr>
@@ -6886,7 +6760,232 @@
           <w:iCs/>
           <w:i/>
         </w:rPr>
-        <w:t xml:space="preserve">Whether DD Form 1694 and DI-SESS-80640 are invoked by the contract.</w:t>
+        <w:t xml:space="preserve">Separate primes: a coordinated basic ECP is submitted, including data showing the extent and results of coordination with the related ECPs of other prime Suppliers, the impact on the other items, and cross-references between the basic and related ECPs.</w:t>
+      </w:r>
+      <w:r>
+        <w:rPr>
+          <w:iCs/>
+          <w:i/>
+        </w:rPr>
+        <w:t xml:space="preserve">&gt;</w:t>
+      </w:r>
+    </w:p>
+    <w:bookmarkEnd w:id="69"/>
+    <w:bookmarkEnd w:id="70"/>
+    <w:bookmarkStart w:id="71" w:name="X8b4fd06c85972f3366c443a78eb543bd374a301"/>
+    <w:p>
+      <w:pPr>
+        <w:pStyle w:val="Heading3"/>
+      </w:pPr>
+      <w:r>
+        <w:rPr>
+          <w:bCs/>
+          <w:b/>
+        </w:rPr>
+        <w:t xml:space="preserve">2.4.5 Internal Change Control and Change Impact Evaluation</w:t>
+      </w:r>
+    </w:p>
+    <w:p>
+      <w:pPr>
+        <w:pStyle w:val="FirstParagraph"/>
+      </w:pPr>
+      <w:r>
+        <w:rPr>
+          <w:iCs/>
+          <w:i/>
+        </w:rPr>
+        <w:t xml:space="preserve">&lt;</w:t>
+      </w:r>
+      <w:r>
+        <w:rPr>
+          <w:bCs/>
+          <w:b/>
+          <w:iCs/>
+          <w:i/>
+        </w:rPr>
+        <w:t xml:space="preserve">State the Supplier-internal change path that precedes formal submission: how a change is initiated and given a unique change identifier, how the need is justified, who screens it, the internal review or board that dispositions it, and how changes that are internally rejected or withdrawn are closed and recorded. Not every change becomes an ECP; the plan should describe the path that determines which do.</w:t>
+      </w:r>
+      <w:r>
+        <w:rPr>
+          <w:iCs/>
+          <w:i/>
+        </w:rPr>
+        <w:t xml:space="preserve">&gt;</w:t>
+      </w:r>
+    </w:p>
+    <w:p>
+      <w:pPr>
+        <w:pStyle w:val="BodyText"/>
+      </w:pPr>
+      <w:r>
+        <w:rPr>
+          <w:iCs/>
+          <w:i/>
+        </w:rPr>
+        <w:t xml:space="preserve">&lt;</w:t>
+      </w:r>
+      <w:r>
+        <w:rPr>
+          <w:bCs/>
+          <w:b/>
+          <w:iCs/>
+          <w:i/>
+        </w:rPr>
+        <w:t xml:space="preserve">Provide or reference a flow diagram of the end-to-end change process from initiation through internal review, classification, submission, disposition, incorporation and verification. Identify the entry and exit criteria at each decision point.</w:t>
+      </w:r>
+      <w:r>
+        <w:rPr>
+          <w:iCs/>
+          <w:i/>
+        </w:rPr>
+        <w:t xml:space="preserve">&gt;</w:t>
+      </w:r>
+    </w:p>
+    <w:p>
+      <w:pPr>
+        <w:pStyle w:val="BodyText"/>
+      </w:pPr>
+      <w:r>
+        <w:rPr>
+          <w:iCs/>
+          <w:i/>
+        </w:rPr>
+        <w:t xml:space="preserve">&lt;</w:t>
+      </w:r>
+      <w:r>
+        <w:rPr>
+          <w:bCs/>
+          <w:b/>
+          <w:iCs/>
+          <w:i/>
+        </w:rPr>
+        <w:t xml:space="preserve">State the impact dimensions evaluated before a change is dispositioned. EIA-649-1A 3.3(2)(d) requires requested changes and variances to address all areas of impact, to include cost, operational, sustainment, and implementation actions — ordering material, designing tooling, manufacturing planning, interface design, support equipment, software code, producing parts, and retrofit. Add safety, interchangeability, interface compatibility and logistics support, and state who provides each assessment.</w:t>
+      </w:r>
+      <w:r>
+        <w:rPr>
+          <w:iCs/>
+          <w:i/>
+        </w:rPr>
+        <w:t xml:space="preserve">&gt;</w:t>
+      </w:r>
+    </w:p>
+    <w:p>
+      <w:pPr>
+        <w:pStyle w:val="BodyText"/>
+      </w:pPr>
+      <w:r>
+        <w:rPr>
+          <w:iCs/>
+          <w:i/>
+        </w:rPr>
+        <w:t xml:space="preserve">&lt;</w:t>
+      </w:r>
+      <w:r>
+        <w:rPr>
+          <w:bCs/>
+          <w:b/>
+          <w:iCs/>
+          <w:i/>
+        </w:rPr>
+        <w:t xml:space="preserve">State the supporting data provided with an ECP: drawings and other data such as Logistics Product Data, detailed cost proposal data, test data and analyses, quality, packaging and interchangeability factors. Where the contract references a life cycle cost or operation and support cost model, state that implementation, production and retrofit costs include all future production and spare items projected to be procured and all projected operation and support costs for the total inventory. Include a summary of any testing performed to validate concepts or new technology employed in the change, and the test data vital to the acceptance decision.</w:t>
+      </w:r>
+      <w:r>
+        <w:rPr>
+          <w:iCs/>
+          <w:i/>
+        </w:rPr>
+        <w:t xml:space="preserve">&gt;</w:t>
+      </w:r>
+    </w:p>
+    <w:p>
+      <w:pPr>
+        <w:pStyle w:val="BodyText"/>
+      </w:pPr>
+      <w:r>
+        <w:rPr>
+          <w:iCs/>
+          <w:i/>
+        </w:rPr>
+        <w:t xml:space="preserve">&lt;</w:t>
+      </w:r>
+      <w:r>
+        <w:rPr>
+          <w:bCs/>
+          <w:b/>
+          <w:iCs/>
+          <w:i/>
+        </w:rPr>
+        <w:t xml:space="preserve">State that a proposed ECP is not implemented before approval by the designated Configuration Approval Authority, and the consequence where implementation proceeds at Supplier risk.</w:t>
+      </w:r>
+      <w:r>
+        <w:rPr>
+          <w:iCs/>
+          <w:i/>
+        </w:rPr>
+        <w:t xml:space="preserve">&gt;</w:t>
+      </w:r>
+    </w:p>
+    <w:p>
+      <w:pPr>
+        <w:pStyle w:val="BodyText"/>
+      </w:pPr>
+      <w:r>
+        <w:rPr>
+          <w:iCs/>
+          <w:i/>
+        </w:rPr>
+        <w:t xml:space="preserve">&lt;</w:t>
+      </w:r>
+      <w:r>
+        <w:rPr>
+          <w:bCs/>
+          <w:b/>
+          <w:iCs/>
+          <w:i/>
+        </w:rPr>
+        <w:t xml:space="preserve">State how approved changes are tracked through incorporation and verification: incorporated into all product configuration information including the CSA system and implemented into each product, CI and component impacted in a timely manner; verified as incorporated to maintain control and consistency; and release authorization documentation prepared. State how approved variance corrective actions are implemented and verified.</w:t>
+      </w:r>
+      <w:r>
+        <w:rPr>
+          <w:iCs/>
+          <w:i/>
+        </w:rPr>
+        <w:t xml:space="preserve">&gt;</w:t>
+      </w:r>
+    </w:p>
+    <w:bookmarkEnd w:id="71"/>
+    <w:bookmarkStart w:id="77" w:name="nonconformance-and-variance-processing"/>
+    <w:p>
+      <w:pPr>
+        <w:pStyle w:val="Heading3"/>
+      </w:pPr>
+      <w:r>
+        <w:rPr>
+          <w:bCs/>
+          <w:b/>
+        </w:rPr>
+        <w:t xml:space="preserve">2.4.6 Nonconformance and Variance Processing</w:t>
+      </w:r>
+    </w:p>
+    <w:p>
+      <w:pPr>
+        <w:pStyle w:val="FirstParagraph"/>
+      </w:pPr>
+      <w:r>
+        <w:rPr>
+          <w:iCs/>
+          <w:i/>
+        </w:rPr>
+        <w:t xml:space="preserve">&lt;</w:t>
+      </w:r>
+      <w:r>
+        <w:rPr>
+          <w:bCs/>
+          <w:b/>
+          <w:iCs/>
+          <w:i/>
+        </w:rPr>
+        <w:t xml:space="preserve">Record the following contract-dependent determinations before completing this subsection:</w:t>
       </w:r>
       <w:r>
         <w:rPr>
@@ -6900,7 +6999,7 @@
       <w:pPr>
         <w:numPr>
           <w:ilvl w:val="0"/>
-          <w:numId w:val="1004"/>
+          <w:numId w:val="1005"/>
         </w:numPr>
         <w:pStyle w:val="Compact"/>
       </w:pPr>
@@ -6918,7 +7017,7 @@
           <w:iCs/>
           <w:i/>
         </w:rPr>
-        <w:t xml:space="preserve">Whether the Acquirer has agreed that the nonconformance report form may serve as the submission vehicle for minor variances, and where that agreement is recorded.</w:t>
+        <w:t xml:space="preserve">Whether disposition authority for minor variances is delegated to the Material Review Board or retained by the Acquirer or the Acquirer’s designated representative.</w:t>
       </w:r>
       <w:r>
         <w:rPr>
@@ -6932,7 +7031,71 @@
       <w:pPr>
         <w:numPr>
           <w:ilvl w:val="0"/>
-          <w:numId w:val="1004"/>
+          <w:numId w:val="1005"/>
+        </w:numPr>
+        <w:pStyle w:val="Compact"/>
+      </w:pPr>
+      <w:r>
+        <w:rPr>
+          <w:iCs/>
+          <w:i/>
+        </w:rPr>
+        <w:t xml:space="preserve">&lt;</w:t>
+      </w:r>
+      <w:r>
+        <w:rPr>
+          <w:bCs/>
+          <w:b/>
+          <w:iCs/>
+          <w:i/>
+        </w:rPr>
+        <w:t xml:space="preserve">Whether DD Form 1694 and DI-SESS-80640 are invoked by the contract.</w:t>
+      </w:r>
+      <w:r>
+        <w:rPr>
+          <w:iCs/>
+          <w:i/>
+        </w:rPr>
+        <w:t xml:space="preserve">&gt;</w:t>
+      </w:r>
+    </w:p>
+    <w:p>
+      <w:pPr>
+        <w:numPr>
+          <w:ilvl w:val="0"/>
+          <w:numId w:val="1005"/>
+        </w:numPr>
+        <w:pStyle w:val="Compact"/>
+      </w:pPr>
+      <w:r>
+        <w:rPr>
+          <w:iCs/>
+          <w:i/>
+        </w:rPr>
+        <w:t xml:space="preserve">&lt;</w:t>
+      </w:r>
+      <w:r>
+        <w:rPr>
+          <w:bCs/>
+          <w:b/>
+          <w:iCs/>
+          <w:i/>
+        </w:rPr>
+        <w:t xml:space="preserve">Whether the Acquirer has agreed that the nonconformance report form may serve as the submission vehicle for minor variances, and where that agreement is recorded.</w:t>
+      </w:r>
+      <w:r>
+        <w:rPr>
+          <w:iCs/>
+          <w:i/>
+        </w:rPr>
+        <w:t xml:space="preserve">&gt;</w:t>
+      </w:r>
+    </w:p>
+    <w:p>
+      <w:pPr>
+        <w:numPr>
+          <w:ilvl w:val="0"/>
+          <w:numId w:val="1005"/>
         </w:numPr>
         <w:pStyle w:val="Compact"/>
       </w:pPr>
@@ -8960,7 +9123,7 @@
       <w:pPr>
         <w:numPr>
           <w:ilvl w:val="0"/>
-          <w:numId w:val="1005"/>
+          <w:numId w:val="1006"/>
         </w:numPr>
         <w:pStyle w:val="Compact"/>
       </w:pPr>
@@ -8992,7 +9155,7 @@
       <w:pPr>
         <w:numPr>
           <w:ilvl w:val="0"/>
-          <w:numId w:val="1005"/>
+          <w:numId w:val="1006"/>
         </w:numPr>
         <w:pStyle w:val="Compact"/>
       </w:pPr>
@@ -9024,7 +9187,7 @@
       <w:pPr>
         <w:numPr>
           <w:ilvl w:val="0"/>
-          <w:numId w:val="1005"/>
+          <w:numId w:val="1006"/>
         </w:numPr>
         <w:pStyle w:val="Compact"/>
       </w:pPr>
@@ -9056,7 +9219,7 @@
       <w:pPr>
         <w:numPr>
           <w:ilvl w:val="0"/>
-          <w:numId w:val="1005"/>
+          <w:numId w:val="1006"/>
         </w:numPr>
         <w:pStyle w:val="Compact"/>
       </w:pPr>
@@ -9088,7 +9251,7 @@
       <w:pPr>
         <w:numPr>
           <w:ilvl w:val="0"/>
-          <w:numId w:val="1005"/>
+          <w:numId w:val="1006"/>
         </w:numPr>
         <w:pStyle w:val="Compact"/>
       </w:pPr>
@@ -11685,7 +11848,7 @@
       <w:pPr>
         <w:numPr>
           <w:ilvl w:val="0"/>
-          <w:numId w:val="1006"/>
+          <w:numId w:val="1007"/>
         </w:numPr>
         <w:pStyle w:val="Compact"/>
       </w:pPr>
@@ -11704,176 +11867,6 @@
           <w:i/>
         </w:rPr>
         <w:t xml:space="preserve">Variances classified as Critical — departures affecting safety, human health, environment or security.</w:t>
-      </w:r>
-      <w:r>
-        <w:rPr>
-          <w:iCs/>
-          <w:i/>
-        </w:rPr>
-        <w:t xml:space="preserve">&gt;</w:t>
-      </w:r>
-    </w:p>
-    <w:p>
-      <w:pPr>
-        <w:numPr>
-          <w:ilvl w:val="0"/>
-          <w:numId w:val="1006"/>
-        </w:numPr>
-        <w:pStyle w:val="Compact"/>
-      </w:pPr>
-      <w:r>
-        <w:rPr>
-          <w:iCs/>
-          <w:i/>
-        </w:rPr>
-        <w:t xml:space="preserve">&lt;</w:t>
-      </w:r>
-      <w:r>
-        <w:rPr>
-          <w:bCs/>
-          <w:b/>
-          <w:iCs/>
-          <w:i/>
-        </w:rPr>
-        <w:t xml:space="preserve">Quality escapes — nonconforming items delivered or accepted under use-as-is, nonconformances that escaped detection, and defects discovered in service.</w:t>
-      </w:r>
-      <w:r>
-        <w:rPr>
-          <w:iCs/>
-          <w:i/>
-        </w:rPr>
-        <w:t xml:space="preserve">&gt;</w:t>
-      </w:r>
-    </w:p>
-    <w:p>
-      <w:pPr>
-        <w:numPr>
-          <w:ilvl w:val="0"/>
-          <w:numId w:val="1006"/>
-        </w:numPr>
-        <w:pStyle w:val="Compact"/>
-      </w:pPr>
-      <w:r>
-        <w:rPr>
-          <w:iCs/>
-          <w:i/>
-        </w:rPr>
-        <w:t xml:space="preserve">&lt;</w:t>
-      </w:r>
-      <w:r>
-        <w:rPr>
-          <w:bCs/>
-          <w:b/>
-          <w:iCs/>
-          <w:i/>
-        </w:rPr>
-        <w:t xml:space="preserve">Safety-relevant nonconformances that were reworked to compliance and therefore raised no variance.</w:t>
-      </w:r>
-      <w:r>
-        <w:rPr>
-          <w:iCs/>
-          <w:i/>
-        </w:rPr>
-        <w:t xml:space="preserve">&gt;</w:t>
-      </w:r>
-    </w:p>
-    <w:p>
-      <w:pPr>
-        <w:numPr>
-          <w:ilvl w:val="0"/>
-          <w:numId w:val="1006"/>
-        </w:numPr>
-        <w:pStyle w:val="Compact"/>
-      </w:pPr>
-      <w:r>
-        <w:rPr>
-          <w:iCs/>
-          <w:i/>
-        </w:rPr>
-        <w:t xml:space="preserve">&lt;</w:t>
-      </w:r>
-      <w:r>
-        <w:rPr>
-          <w:bCs/>
-          <w:b/>
-          <w:iCs/>
-          <w:i/>
-        </w:rPr>
-        <w:t xml:space="preserve">Recurring nonconformances and recurring variances on the same item, whether or not any individual instance was safety-classified.</w:t>
-      </w:r>
-      <w:r>
-        <w:rPr>
-          <w:iCs/>
-          <w:i/>
-        </w:rPr>
-        <w:t xml:space="preserve">&gt;</w:t>
-      </w:r>
-    </w:p>
-    <w:p>
-      <w:pPr>
-        <w:numPr>
-          <w:ilvl w:val="0"/>
-          <w:numId w:val="1006"/>
-        </w:numPr>
-        <w:pStyle w:val="Compact"/>
-      </w:pPr>
-      <w:r>
-        <w:rPr>
-          <w:iCs/>
-          <w:i/>
-        </w:rPr>
-        <w:t xml:space="preserve">&lt;</w:t>
-      </w:r>
-      <w:r>
-        <w:rPr>
-          <w:bCs/>
-          <w:b/>
-          <w:iCs/>
-          <w:i/>
-        </w:rPr>
-        <w:t xml:space="preserve">Sub-supplier CM effectiveness determinations of less than effective where the evidence is safety-relevant (see 3.2.2).</w:t>
-      </w:r>
-      <w:r>
-        <w:rPr>
-          <w:iCs/>
-          <w:i/>
-        </w:rPr>
-        <w:t xml:space="preserve">&gt;</w:t>
-      </w:r>
-    </w:p>
-    <w:bookmarkEnd w:id="118"/>
-    <w:bookmarkStart w:id="119" w:name="boundaries-of-the-interface"/>
-    <w:p>
-      <w:pPr>
-        <w:pStyle w:val="Heading3"/>
-      </w:pPr>
-      <w:r>
-        <w:rPr>
-          <w:bCs/>
-          <w:b/>
-        </w:rPr>
-        <w:t xml:space="preserve">3.7.2 Boundaries of the Interface</w:t>
-      </w:r>
-    </w:p>
-    <w:p>
-      <w:pPr>
-        <w:pStyle w:val="FirstParagraph"/>
-      </w:pPr>
-      <w:r>
-        <w:rPr>
-          <w:iCs/>
-          <w:i/>
-        </w:rPr>
-        <w:t xml:space="preserve">&lt;</w:t>
-      </w:r>
-      <w:r>
-        <w:rPr>
-          <w:bCs/>
-          <w:b/>
-          <w:iCs/>
-          <w:i/>
-        </w:rPr>
-        <w:t xml:space="preserve">State the boundaries so the interface is not read as a change of authority:</w:t>
       </w:r>
       <w:r>
         <w:rPr>
@@ -11905,7 +11898,7 @@
           <w:iCs/>
           <w:i/>
         </w:rPr>
-        <w:t xml:space="preserve">The feed is parallel, not gated. An item reworked to compliance may still be safety-relevant; a variance classified Minor is not automatically safety-relevant. Safety relevance is a separate determination.</w:t>
+        <w:t xml:space="preserve">Quality escapes — nonconforming items delivered or accepted under use-as-is, nonconformances that escaped detection, and defects discovered in service.</w:t>
       </w:r>
       <w:r>
         <w:rPr>
@@ -11937,7 +11930,7 @@
           <w:iCs/>
           <w:i/>
         </w:rPr>
-        <w:t xml:space="preserve">Safety screening does not alter variance or change classification criteria, disposition authority, or the division of responsibility between CM and the Material Review Board (see 4.3).</w:t>
+        <w:t xml:space="preserve">Safety-relevant nonconformances that were reworked to compliance and therefore raised no variance.</w:t>
       </w:r>
       <w:r>
         <w:rPr>
@@ -11952,6 +11945,176 @@
         <w:numPr>
           <w:ilvl w:val="0"/>
           <w:numId w:val="1007"/>
+        </w:numPr>
+        <w:pStyle w:val="Compact"/>
+      </w:pPr>
+      <w:r>
+        <w:rPr>
+          <w:iCs/>
+          <w:i/>
+        </w:rPr>
+        <w:t xml:space="preserve">&lt;</w:t>
+      </w:r>
+      <w:r>
+        <w:rPr>
+          <w:bCs/>
+          <w:b/>
+          <w:iCs/>
+          <w:i/>
+        </w:rPr>
+        <w:t xml:space="preserve">Recurring nonconformances and recurring variances on the same item, whether or not any individual instance was safety-classified.</w:t>
+      </w:r>
+      <w:r>
+        <w:rPr>
+          <w:iCs/>
+          <w:i/>
+        </w:rPr>
+        <w:t xml:space="preserve">&gt;</w:t>
+      </w:r>
+    </w:p>
+    <w:p>
+      <w:pPr>
+        <w:numPr>
+          <w:ilvl w:val="0"/>
+          <w:numId w:val="1007"/>
+        </w:numPr>
+        <w:pStyle w:val="Compact"/>
+      </w:pPr>
+      <w:r>
+        <w:rPr>
+          <w:iCs/>
+          <w:i/>
+        </w:rPr>
+        <w:t xml:space="preserve">&lt;</w:t>
+      </w:r>
+      <w:r>
+        <w:rPr>
+          <w:bCs/>
+          <w:b/>
+          <w:iCs/>
+          <w:i/>
+        </w:rPr>
+        <w:t xml:space="preserve">Sub-supplier CM effectiveness determinations of less than effective where the evidence is safety-relevant (see 3.2.2).</w:t>
+      </w:r>
+      <w:r>
+        <w:rPr>
+          <w:iCs/>
+          <w:i/>
+        </w:rPr>
+        <w:t xml:space="preserve">&gt;</w:t>
+      </w:r>
+    </w:p>
+    <w:bookmarkEnd w:id="118"/>
+    <w:bookmarkStart w:id="119" w:name="boundaries-of-the-interface"/>
+    <w:p>
+      <w:pPr>
+        <w:pStyle w:val="Heading3"/>
+      </w:pPr>
+      <w:r>
+        <w:rPr>
+          <w:bCs/>
+          <w:b/>
+        </w:rPr>
+        <w:t xml:space="preserve">3.7.2 Boundaries of the Interface</w:t>
+      </w:r>
+    </w:p>
+    <w:p>
+      <w:pPr>
+        <w:pStyle w:val="FirstParagraph"/>
+      </w:pPr>
+      <w:r>
+        <w:rPr>
+          <w:iCs/>
+          <w:i/>
+        </w:rPr>
+        <w:t xml:space="preserve">&lt;</w:t>
+      </w:r>
+      <w:r>
+        <w:rPr>
+          <w:bCs/>
+          <w:b/>
+          <w:iCs/>
+          <w:i/>
+        </w:rPr>
+        <w:t xml:space="preserve">State the boundaries so the interface is not read as a change of authority:</w:t>
+      </w:r>
+      <w:r>
+        <w:rPr>
+          <w:iCs/>
+          <w:i/>
+        </w:rPr>
+        <w:t xml:space="preserve">&gt;</w:t>
+      </w:r>
+    </w:p>
+    <w:p>
+      <w:pPr>
+        <w:numPr>
+          <w:ilvl w:val="0"/>
+          <w:numId w:val="1008"/>
+        </w:numPr>
+        <w:pStyle w:val="Compact"/>
+      </w:pPr>
+      <w:r>
+        <w:rPr>
+          <w:iCs/>
+          <w:i/>
+        </w:rPr>
+        <w:t xml:space="preserve">&lt;</w:t>
+      </w:r>
+      <w:r>
+        <w:rPr>
+          <w:bCs/>
+          <w:b/>
+          <w:iCs/>
+          <w:i/>
+        </w:rPr>
+        <w:t xml:space="preserve">The feed is parallel, not gated. An item reworked to compliance may still be safety-relevant; a variance classified Minor is not automatically safety-relevant. Safety relevance is a separate determination.</w:t>
+      </w:r>
+      <w:r>
+        <w:rPr>
+          <w:iCs/>
+          <w:i/>
+        </w:rPr>
+        <w:t xml:space="preserve">&gt;</w:t>
+      </w:r>
+    </w:p>
+    <w:p>
+      <w:pPr>
+        <w:numPr>
+          <w:ilvl w:val="0"/>
+          <w:numId w:val="1008"/>
+        </w:numPr>
+        <w:pStyle w:val="Compact"/>
+      </w:pPr>
+      <w:r>
+        <w:rPr>
+          <w:iCs/>
+          <w:i/>
+        </w:rPr>
+        <w:t xml:space="preserve">&lt;</w:t>
+      </w:r>
+      <w:r>
+        <w:rPr>
+          <w:bCs/>
+          <w:b/>
+          <w:iCs/>
+          <w:i/>
+        </w:rPr>
+        <w:t xml:space="preserve">Safety screening does not alter variance or change classification criteria, disposition authority, or the division of responsibility between CM and the Material Review Board (see 4.3).</w:t>
+      </w:r>
+      <w:r>
+        <w:rPr>
+          <w:iCs/>
+          <w:i/>
+        </w:rPr>
+        <w:t xml:space="preserve">&gt;</w:t>
+      </w:r>
+    </w:p>
+    <w:p>
+      <w:pPr>
+        <w:numPr>
+          <w:ilvl w:val="0"/>
+          <w:numId w:val="1008"/>
         </w:numPr>
         <w:pStyle w:val="Compact"/>
       </w:pPr>
@@ -13508,7 +13671,7 @@
       <w:pPr>
         <w:numPr>
           <w:ilvl w:val="0"/>
-          <w:numId w:val="1008"/>
+          <w:numId w:val="1009"/>
         </w:numPr>
         <w:pStyle w:val="Compact"/>
       </w:pPr>
@@ -13552,7 +13715,7 @@
       <w:pPr>
         <w:numPr>
           <w:ilvl w:val="0"/>
-          <w:numId w:val="1008"/>
+          <w:numId w:val="1009"/>
         </w:numPr>
         <w:pStyle w:val="Compact"/>
       </w:pPr>
@@ -13593,7 +13756,7 @@
       <w:pPr>
         <w:numPr>
           <w:ilvl w:val="0"/>
-          <w:numId w:val="1008"/>
+          <w:numId w:val="1009"/>
         </w:numPr>
         <w:pStyle w:val="Compact"/>
       </w:pPr>
@@ -13605,7 +13768,7 @@
       <w:pPr>
         <w:numPr>
           <w:ilvl w:val="0"/>
-          <w:numId w:val="1008"/>
+          <w:numId w:val="1009"/>
         </w:numPr>
         <w:pStyle w:val="Compact"/>
       </w:pPr>
@@ -13617,7 +13780,7 @@
       <w:pPr>
         <w:numPr>
           <w:ilvl w:val="0"/>
-          <w:numId w:val="1008"/>
+          <w:numId w:val="1009"/>
         </w:numPr>
         <w:pStyle w:val="Compact"/>
       </w:pPr>
@@ -26047,7 +26210,34 @@
     </w:lvlOverride>
   </w:num>
   <w:num w:numId="1003">
-    <w:abstractNumId w:val="991"/>
+    <w:abstractNumId w:val="99711"/>
+    <w:lvlOverride w:ilvl="0">
+      <w:startOverride w:val="1"/>
+    </w:lvlOverride>
+    <w:lvlOverride w:ilvl="1">
+      <w:startOverride w:val="1"/>
+    </w:lvlOverride>
+    <w:lvlOverride w:ilvl="2">
+      <w:startOverride w:val="1"/>
+    </w:lvlOverride>
+    <w:lvlOverride w:ilvl="3">
+      <w:startOverride w:val="1"/>
+    </w:lvlOverride>
+    <w:lvlOverride w:ilvl="4">
+      <w:startOverride w:val="1"/>
+    </w:lvlOverride>
+    <w:lvlOverride w:ilvl="5">
+      <w:startOverride w:val="1"/>
+    </w:lvlOverride>
+    <w:lvlOverride w:ilvl="6">
+      <w:startOverride w:val="1"/>
+    </w:lvlOverride>
+    <w:lvlOverride w:ilvl="7">
+      <w:startOverride w:val="1"/>
+    </w:lvlOverride>
+    <w:lvlOverride w:ilvl="8">
+      <w:startOverride w:val="1"/>
+    </w:lvlOverride>
   </w:num>
   <w:num w:numId="1004">
     <w:abstractNumId w:val="991"/>
@@ -26062,6 +26252,9 @@
     <w:abstractNumId w:val="991"/>
   </w:num>
   <w:num w:numId="1008">
+    <w:abstractNumId w:val="991"/>
+  </w:num>
+  <w:num w:numId="1009">
     <w:abstractNumId w:val="991"/>
   </w:num>
 </w:numbering>
